--- a/templates_files/ypagogi.docx
+++ b/templates_files/ypagogi.docx
@@ -305,7 +305,41 @@
       <w:pPr>
         <w:pStyle w:val="Normal"/>
         <w:bidi w:val="0"/>
-        <w:jc w:val="start"/>
+        <w:jc w:val="end"/>
+        <w:rPr/>
+      </w:pPr>
+      <w:r>
+        <w:rPr/>
+      </w:r>
+    </w:p>
+    <w:p>
+      <w:pPr>
+        <w:pStyle w:val="Normal"/>
+        <w:bidi w:val="0"/>
+        <w:jc w:val="center"/>
+        <w:rPr/>
+      </w:pPr>
+      <w:r>
+        <w:rPr/>
+        <w:t xml:space="preserve">Ενώπιον κάθε αρμόδιας δικαστικής ή άλλης αρχής </w:t>
+      </w:r>
+    </w:p>
+    <w:p>
+      <w:pPr>
+        <w:pStyle w:val="Normal"/>
+        <w:bidi w:val="0"/>
+        <w:jc w:val="center"/>
+        <w:rPr/>
+      </w:pPr>
+      <w:r>
+        <w:rPr/>
+      </w:r>
+    </w:p>
+    <w:p>
+      <w:pPr>
+        <w:pStyle w:val="Normal"/>
+        <w:bidi w:val="0"/>
+        <w:jc w:val="center"/>
         <w:rPr>
           <w:b/>
           <w:bCs/>
@@ -316,22 +350,142 @@
           <w:b/>
           <w:bCs/>
         </w:rPr>
-        <w:t xml:space="preserve">Όνομα </w:t>
-      </w:r>
-      <w:r>
+        <w:t>ΕΞΩΔΙΚΗ ΔΙΑΜΑΡΤΥΡΙΑ ΜΕΤΑ ΠΡΟΣΚΛΗΣΕΩΣ ΚΑΙ ΔΗΛΩΣΕΩΣ</w:t>
+      </w:r>
+    </w:p>
+    <w:p>
+      <w:pPr>
+        <w:pStyle w:val="Normal"/>
+        <w:bidi w:val="0"/>
+        <w:jc w:val="start"/>
+        <w:rPr/>
+      </w:pPr>
+      <w:r>
+        <w:rPr/>
+      </w:r>
+    </w:p>
+    <w:p>
+      <w:pPr>
+        <w:pStyle w:val="Normal"/>
+        <w:bidi w:val="0"/>
+        <w:jc w:val="start"/>
+        <w:rPr>
+          <w:b w:val="false"/>
+          <w:bCs w:val="false"/>
+        </w:rPr>
+      </w:pPr>
+      <w:r>
+        <w:rPr>
+          <w:b w:val="false"/>
+          <w:bCs w:val="false"/>
+        </w:rPr>
+        <w:t xml:space="preserve">TOY / ΤΗΣ {{ caller_surname }} {{ caller_name }} του {{ </w:t>
+      </w:r>
+      <w:r>
+        <w:rPr>
+          <w:rFonts w:ascii="Droid Sans Mono;monospace" w:hAnsi="Droid Sans Mono;monospace"/>
+          <w:b w:val="false"/>
+          <w:bCs w:val="false"/>
+          <w:color w:val="A5D6FF"/>
+          <w:sz w:val="21"/>
+          <w:shd w:fill="121314" w:val="clear"/>
+        </w:rPr>
+        <w:t>caller_fathers_name</w:t>
+      </w:r>
+      <w:r>
+        <w:rPr>
+          <w:b w:val="false"/>
+          <w:bCs w:val="false"/>
+        </w:rPr>
+        <w:t xml:space="preserve"> }} κάτοικο {{ </w:t>
+      </w:r>
+      <w:r>
+        <w:rPr>
+          <w:rFonts w:ascii="Droid Sans Mono;monospace" w:hAnsi="Droid Sans Mono;monospace"/>
+          <w:b w:val="false"/>
+          <w:bCs w:val="false"/>
+          <w:color w:val="A5D6FF"/>
+          <w:sz w:val="21"/>
+          <w:shd w:fill="121314" w:val="clear"/>
+        </w:rPr>
+        <w:t xml:space="preserve">caller_address }} </w:t>
+      </w:r>
+      <w:r>
+        <w:rPr>
+          <w:b w:val="false"/>
+          <w:bCs w:val="false"/>
+        </w:rPr>
+        <w:t>με ΑΦΜ {{ caller_tax_id }}</w:t>
+      </w:r>
+    </w:p>
+    <w:p>
+      <w:pPr>
+        <w:pStyle w:val="Normal"/>
+        <w:bidi w:val="0"/>
+        <w:jc w:val="center"/>
         <w:rPr>
           <w:b/>
           <w:bCs/>
-          <w:shd w:fill="FFFF38" w:val="clear"/>
-        </w:rPr>
-        <w:t>Πελάτη</w:t>
-      </w:r>
+        </w:rPr>
+      </w:pPr>
       <w:r>
         <w:rPr>
           <w:b/>
           <w:bCs/>
         </w:rPr>
-        <w:t>: {{ client_name }}</w:t>
+      </w:r>
+    </w:p>
+    <w:p>
+      <w:pPr>
+        <w:pStyle w:val="Normal"/>
+        <w:bidi w:val="0"/>
+        <w:jc w:val="start"/>
+        <w:rPr>
+          <w:b/>
+          <w:bCs/>
+        </w:rPr>
+      </w:pPr>
+      <w:r>
+        <w:rPr>
+          <w:b/>
+          <w:bCs/>
+        </w:rPr>
+        <w:tab/>
+        <w:tab/>
+        <w:tab/>
+        <w:tab/>
+        <w:tab/>
+        <w:tab/>
+        <w:t>ΚΑΤΑ</w:t>
+      </w:r>
+    </w:p>
+    <w:p>
+      <w:pPr>
+        <w:pStyle w:val="Normal"/>
+        <w:bidi w:val="0"/>
+        <w:jc w:val="center"/>
+        <w:rPr>
+          <w:b/>
+          <w:bCs/>
+        </w:rPr>
+      </w:pPr>
+      <w:r>
+        <w:rPr>
+          <w:b/>
+          <w:bCs/>
+        </w:rPr>
+      </w:r>
+    </w:p>
+    <w:p>
+      <w:pPr>
+        <w:pStyle w:val="Normal"/>
+        <w:bidi w:val="0"/>
+        <w:jc w:val="start"/>
+        <w:rPr/>
+      </w:pPr>
+      <w:r>
+        <w:rPr/>
+        <w:t>TOY / ΤΗΣ {{ calling_surname }} {{ calling_name }} του {{ calling_fathers_name }} κάτοικο {{ calling_address }} με ΑΦΜ {{ calling_tax_id }}</w:t>
       </w:r>
     </w:p>
     <w:p>
@@ -362,7 +516,7 @@
         <w:rPr>
           <w:i/>
           <w:iCs/>
-          <w:color w:val="C9211E"/>
+          <w:color w:val="000000"/>
           <w:sz w:val="32"/>
           <w:szCs w:val="32"/>
         </w:rPr>
@@ -375,17 +529,22 @@
           <w:sz w:val="32"/>
           <w:szCs w:val="32"/>
         </w:rPr>
-        <w:t xml:space="preserve">:  {{ </w:t>
-      </w:r>
-      <w:r>
-        <w:rPr>
+        <w:t>:  {{ date }}</w:t>
+      </w:r>
+    </w:p>
+    <w:p>
+      <w:pPr>
+        <w:pStyle w:val="Normal"/>
+        <w:bidi w:val="0"/>
+        <w:jc w:val="start"/>
+        <w:rPr>
+          <w:i/>
           <w:i/>
           <w:iCs/>
           <w:sz w:val="32"/>
           <w:szCs w:val="32"/>
         </w:rPr>
-        <w:t>date</w:t>
-      </w:r>
+      </w:pPr>
       <w:r>
         <w:rPr>
           <w:i/>
@@ -393,13 +552,16 @@
           <w:sz w:val="32"/>
           <w:szCs w:val="32"/>
         </w:rPr>
-        <w:t xml:space="preserve"> }}</w:t>
-      </w:r>
-    </w:p>
-    <w:p>
-      <w:pPr>
-        <w:pStyle w:val="Normal"/>
-        <w:bidi w:val="0"/>
+      </w:r>
+      <w:r>
+        <w:br w:type="page"/>
+      </w:r>
+    </w:p>
+    <w:p>
+      <w:pPr>
+        <w:pStyle w:val="Normal"/>
+        <w:bidi w:val="0"/>
+        <w:spacing w:before="0" w:after="0"/>
         <w:jc w:val="start"/>
         <w:rPr>
           <w:i/>
@@ -416,25 +578,7 @@
           <w:sz w:val="32"/>
           <w:szCs w:val="32"/>
         </w:rPr>
-        <w:t xml:space="preserve">{{ </w:t>
-      </w:r>
-      <w:r>
-        <w:rPr>
-          <w:i/>
-          <w:iCs/>
-          <w:sz w:val="32"/>
-          <w:szCs w:val="32"/>
-        </w:rPr>
-        <w:t>articles</w:t>
-      </w:r>
-      <w:r>
-        <w:rPr>
-          <w:i/>
-          <w:iCs/>
-          <w:sz w:val="32"/>
-          <w:szCs w:val="32"/>
-        </w:rPr>
-        <w:t xml:space="preserve"> }}</w:t>
+        <w:t>{{ articles }}</w:t>
       </w:r>
     </w:p>
     <w:sectPr>

--- a/templates_files/ypagogi.docx
+++ b/templates_files/ypagogi.docx
@@ -379,7 +379,35 @@
           <w:b w:val="false"/>
           <w:bCs w:val="false"/>
         </w:rPr>
-        <w:t xml:space="preserve">TOY / ΤΗΣ {{ caller_surname }} {{ caller_name }} του {{ </w:t>
+        <w:t xml:space="preserve">{{ </w:t>
+      </w:r>
+      <w:r>
+        <w:rPr>
+          <w:rFonts w:ascii="Droid Sans Mono;monospace" w:hAnsi="Droid Sans Mono;monospace"/>
+          <w:b w:val="false"/>
+          <w:color w:val="A5D6FF"/>
+          <w:sz w:val="21"/>
+          <w:shd w:fill="121314" w:val="clear"/>
+        </w:rPr>
+        <w:t>caller_gender</w:t>
+      </w:r>
+      <w:r>
+        <w:rPr>
+          <w:rFonts w:ascii="Droid Sans Mono;monospace" w:hAnsi="Droid Sans Mono;monospace"/>
+          <w:b w:val="false"/>
+          <w:bCs w:val="false"/>
+          <w:color w:val="A5D6FF"/>
+          <w:sz w:val="21"/>
+          <w:shd w:fill="121314" w:val="clear"/>
+        </w:rPr>
+        <w:t xml:space="preserve"> }}</w:t>
+      </w:r>
+      <w:r>
+        <w:rPr>
+          <w:b w:val="false"/>
+          <w:bCs w:val="false"/>
+        </w:rPr>
+        <w:t xml:space="preserve"> {{ caller_surname }} {{ caller_name }} του {{ </w:t>
       </w:r>
       <w:r>
         <w:rPr>
@@ -485,31 +513,32 @@
       </w:pPr>
       <w:r>
         <w:rPr/>
-        <w:t>TOY / ΤΗΣ {{ calling_surname }} {{ calling_name }} του {{ calling_fathers_name }} κάτοικο {{ calling_address }} με ΑΦΜ {{ calling_tax_id }}</w:t>
-      </w:r>
-    </w:p>
-    <w:p>
-      <w:pPr>
-        <w:pStyle w:val="Normal"/>
-        <w:bidi w:val="0"/>
-        <w:jc w:val="start"/>
-        <w:rPr/>
-      </w:pPr>
-      <w:r>
-        <w:rPr/>
-      </w:r>
-    </w:p>
-    <w:p>
-      <w:pPr>
-        <w:pStyle w:val="Normal"/>
-        <w:bidi w:val="0"/>
-        <w:jc w:val="start"/>
-        <w:rPr>
-          <w:i/>
-          <w:i/>
-          <w:iCs/>
-          <w:sz w:val="32"/>
-          <w:szCs w:val="32"/>
+        <w:t>{{ calling_gender }}</w:t>
+      </w:r>
+      <w:r>
+        <w:rPr/>
+        <w:t xml:space="preserve"> {{ calling_surname }} {{ calling_name }} του {{ calling_fathers_name }} κάτοικο {{ calling_address }} με ΑΦΜ {{ calling_tax_id }}</w:t>
+      </w:r>
+    </w:p>
+    <w:p>
+      <w:pPr>
+        <w:pStyle w:val="Normal"/>
+        <w:bidi w:val="0"/>
+        <w:jc w:val="start"/>
+        <w:rPr/>
+      </w:pPr>
+      <w:r>
+        <w:rPr/>
+      </w:r>
+    </w:p>
+    <w:p>
+      <w:pPr>
+        <w:pStyle w:val="Normal"/>
+        <w:bidi w:val="0"/>
+        <w:jc w:val="start"/>
+        <w:rPr>
+          <w:sz w:val="24"/>
+          <w:szCs w:val="24"/>
         </w:rPr>
       </w:pPr>
       <w:r>
@@ -517,8 +546,8 @@
           <w:i/>
           <w:iCs/>
           <w:color w:val="000000"/>
-          <w:sz w:val="32"/>
-          <w:szCs w:val="32"/>
+          <w:sz w:val="24"/>
+          <w:szCs w:val="24"/>
         </w:rPr>
         <w:t>Ημερομηνία</w:t>
       </w:r>
@@ -526,8 +555,8 @@
         <w:rPr>
           <w:i/>
           <w:iCs/>
-          <w:sz w:val="32"/>
-          <w:szCs w:val="32"/>
+          <w:sz w:val="24"/>
+          <w:szCs w:val="24"/>
         </w:rPr>
         <w:t>:  {{ date }}</w:t>
       </w:r>

--- a/templates_files/ypagogi.docx
+++ b/templates_files/ypagogi.docx
@@ -513,11 +513,18 @@
       </w:pPr>
       <w:r>
         <w:rPr/>
-        <w:t>{{ calling_gender }}</w:t>
-      </w:r>
-      <w:r>
-        <w:rPr/>
-        <w:t xml:space="preserve"> {{ calling_surname }} {{ calling_name }} του {{ calling_fathers_name }} κάτοικο {{ calling_address }} με ΑΦΜ {{ calling_tax_id }}</w:t>
+        <w:t>{{ calling_gender }} {{ calling_surname }} {{ calling_name }} του {{ calling_fathers_name }}{% if calling_address %} κάτοικο {{calling_address}}{% endif %}{% if calling_tax_id %} με ΑΦΜ {{ calling_tax_id }}{% endif %}</w:t>
+      </w:r>
+    </w:p>
+    <w:p>
+      <w:pPr>
+        <w:pStyle w:val="Normal"/>
+        <w:bidi w:val="0"/>
+        <w:jc w:val="start"/>
+        <w:rPr/>
+      </w:pPr>
+      <w:r>
+        <w:rPr/>
       </w:r>
     </w:p>
     <w:p>

--- a/templates_files/ypagogi.docx
+++ b/templates_files/ypagogi.docx
@@ -86,7 +86,7 @@
             <wp:positionV relativeFrom="paragraph">
               <wp:posOffset>635</wp:posOffset>
             </wp:positionV>
-            <wp:extent cx="4476750" cy="2706370"/>
+            <wp:extent cx="4585335" cy="2600960"/>
             <wp:effectExtent l="0" t="0" r="0" b="0"/>
             <wp:wrapSquare wrapText="largest"/>
             <wp:docPr id="1" name="Image1" descr="" title=""/>
@@ -111,7 +111,7 @@
                   <pic:spPr bwMode="auto">
                     <a:xfrm>
                       <a:off x="0" y="0"/>
-                      <a:ext cx="4476750" cy="2706370"/>
+                      <a:ext cx="4585335" cy="2600960"/>
                     </a:xfrm>
                     <a:prstGeom prst="rect">
                       <a:avLst/>
@@ -317,11 +317,17 @@
         <w:pStyle w:val="Normal"/>
         <w:bidi w:val="0"/>
         <w:jc w:val="center"/>
-        <w:rPr/>
-      </w:pPr>
-      <w:r>
-        <w:rPr/>
-        <w:t xml:space="preserve">Ενώπιον κάθε αρμόδιας δικαστικής ή άλλης αρχής </w:t>
+        <w:rPr>
+          <w:color w:val="133B5C"/>
+        </w:rPr>
+      </w:pPr>
+      <w:r>
+        <w:rPr>
+          <w:b/>
+          <w:bCs/>
+          <w:color w:val="133B5C"/>
+        </w:rPr>
+        <w:t>Νομική Υπαγωγή</w:t>
       </w:r>
     </w:p>
     <w:p>
@@ -329,10 +335,18 @@
         <w:pStyle w:val="Normal"/>
         <w:bidi w:val="0"/>
         <w:jc w:val="center"/>
-        <w:rPr/>
-      </w:pPr>
-      <w:r>
-        <w:rPr/>
+        <w:rPr>
+          <w:b/>
+          <w:bCs/>
+          <w:color w:val="133B5C"/>
+        </w:rPr>
+      </w:pPr>
+      <w:r>
+        <w:rPr>
+          <w:b/>
+          <w:bCs/>
+          <w:color w:val="133B5C"/>
+        </w:rPr>
       </w:r>
     </w:p>
     <w:p>
@@ -350,100 +364,6 @@
           <w:b/>
           <w:bCs/>
         </w:rPr>
-        <w:t>ΕΞΩΔΙΚΗ ΔΙΑΜΑΡΤΥΡΙΑ ΜΕΤΑ ΠΡΟΣΚΛΗΣΕΩΣ ΚΑΙ ΔΗΛΩΣΕΩΣ</w:t>
-      </w:r>
-    </w:p>
-    <w:p>
-      <w:pPr>
-        <w:pStyle w:val="Normal"/>
-        <w:bidi w:val="0"/>
-        <w:jc w:val="start"/>
-        <w:rPr/>
-      </w:pPr>
-      <w:r>
-        <w:rPr/>
-      </w:r>
-    </w:p>
-    <w:p>
-      <w:pPr>
-        <w:pStyle w:val="Normal"/>
-        <w:bidi w:val="0"/>
-        <w:jc w:val="start"/>
-        <w:rPr>
-          <w:b w:val="false"/>
-          <w:bCs w:val="false"/>
-        </w:rPr>
-      </w:pPr>
-      <w:r>
-        <w:rPr>
-          <w:b w:val="false"/>
-          <w:bCs w:val="false"/>
-        </w:rPr>
-        <w:t xml:space="preserve">{{ </w:t>
-      </w:r>
-      <w:r>
-        <w:rPr>
-          <w:rFonts w:ascii="Droid Sans Mono;monospace" w:hAnsi="Droid Sans Mono;monospace"/>
-          <w:b w:val="false"/>
-          <w:color w:val="A5D6FF"/>
-          <w:sz w:val="21"/>
-          <w:shd w:fill="121314" w:val="clear"/>
-        </w:rPr>
-        <w:t>caller_gender</w:t>
-      </w:r>
-      <w:r>
-        <w:rPr>
-          <w:rFonts w:ascii="Droid Sans Mono;monospace" w:hAnsi="Droid Sans Mono;monospace"/>
-          <w:b w:val="false"/>
-          <w:bCs w:val="false"/>
-          <w:color w:val="A5D6FF"/>
-          <w:sz w:val="21"/>
-          <w:shd w:fill="121314" w:val="clear"/>
-        </w:rPr>
-        <w:t xml:space="preserve"> }}</w:t>
-      </w:r>
-      <w:r>
-        <w:rPr>
-          <w:b w:val="false"/>
-          <w:bCs w:val="false"/>
-        </w:rPr>
-        <w:t xml:space="preserve"> {{ caller_surname }} {{ caller_name }} του {{ </w:t>
-      </w:r>
-      <w:r>
-        <w:rPr>
-          <w:rFonts w:ascii="Droid Sans Mono;monospace" w:hAnsi="Droid Sans Mono;monospace"/>
-          <w:b w:val="false"/>
-          <w:bCs w:val="false"/>
-          <w:color w:val="A5D6FF"/>
-          <w:sz w:val="21"/>
-          <w:shd w:fill="121314" w:val="clear"/>
-        </w:rPr>
-        <w:t>caller_fathers_name</w:t>
-      </w:r>
-      <w:r>
-        <w:rPr>
-          <w:b w:val="false"/>
-          <w:bCs w:val="false"/>
-        </w:rPr>
-        <w:t xml:space="preserve"> }} κάτοικο {{ </w:t>
-      </w:r>
-      <w:r>
-        <w:rPr>
-          <w:rFonts w:ascii="Droid Sans Mono;monospace" w:hAnsi="Droid Sans Mono;monospace"/>
-          <w:b w:val="false"/>
-          <w:bCs w:val="false"/>
-          <w:color w:val="A5D6FF"/>
-          <w:sz w:val="21"/>
-          <w:shd w:fill="121314" w:val="clear"/>
-        </w:rPr>
-        <w:t xml:space="preserve">caller_address }} </w:t>
-      </w:r>
-      <w:r>
-        <w:rPr>
-          <w:b w:val="false"/>
-          <w:bCs w:val="false"/>
-        </w:rPr>
-        <w:t>με ΑΦΜ {{ caller_tax_id }}</w:t>
       </w:r>
     </w:p>
     <w:p>
@@ -478,13 +398,389 @@
           <w:b/>
           <w:bCs/>
         </w:rPr>
-        <w:tab/>
-        <w:tab/>
-        <w:tab/>
-        <w:tab/>
-        <w:tab/>
-        <w:tab/>
-        <w:t>ΚΑΤΑ</w:t>
+      </w:r>
+    </w:p>
+    <w:p>
+      <w:pPr>
+        <w:pStyle w:val="Normal"/>
+        <w:bidi w:val="0"/>
+        <w:jc w:val="start"/>
+        <w:rPr>
+          <w:b/>
+          <w:bCs/>
+        </w:rPr>
+      </w:pPr>
+      <w:r>
+        <w:rPr>
+          <w:rFonts w:ascii="Arial;sans-serif" w:hAnsi="Arial;sans-serif"/>
+          <w:b/>
+          <w:i w:val="false"/>
+          <w:caps w:val="false"/>
+          <w:smallCaps w:val="false"/>
+          <w:strike w:val="false"/>
+          <w:dstrike w:val="false"/>
+          <w:color w:val="133B5C"/>
+          <w:sz w:val="20"/>
+          <w:szCs w:val="24"/>
+          <w:u w:val="none"/>
+          <w:effect w:val="none"/>
+          <w:shd w:fill="auto" w:val="clear"/>
+        </w:rPr>
+        <w:t>Ιστορικό Υπόθεσης</w:t>
+        <w:br/>
+      </w:r>
+      <w:r>
+        <w:rPr>
+          <w:rFonts w:eastAsia="WenQuanYi Micro Hei" w:cs="FreeSans" w:ascii="Arial;sans-serif" w:hAnsi="Arial;sans-serif"/>
+          <w:b w:val="false"/>
+          <w:bCs w:val="false"/>
+          <w:i w:val="false"/>
+          <w:caps w:val="false"/>
+          <w:smallCaps w:val="false"/>
+          <w:strike w:val="false"/>
+          <w:dstrike w:val="false"/>
+          <w:color w:val="133B5C"/>
+          <w:kern w:val="2"/>
+          <w:sz w:val="20"/>
+          <w:szCs w:val="36"/>
+          <w:u w:val="none"/>
+          <w:effect w:val="none"/>
+          <w:shd w:fill="auto" w:val="clear"/>
+          <w:lang w:val="en-US" w:eastAsia="zh-CN" w:bidi="hi-IN"/>
+        </w:rPr>
+        <w:t>{{historic_summary}}</w:t>
+      </w:r>
+    </w:p>
+    <w:p>
+      <w:pPr>
+        <w:pStyle w:val="Normal"/>
+        <w:bidi w:val="0"/>
+        <w:jc w:val="start"/>
+        <w:rPr>
+          <w:b/>
+          <w:bCs/>
+        </w:rPr>
+      </w:pPr>
+      <w:r>
+        <w:rPr>
+          <w:b/>
+          <w:bCs/>
+        </w:rPr>
+      </w:r>
+    </w:p>
+    <w:p>
+      <w:pPr>
+        <w:pStyle w:val="Normal"/>
+        <w:bidi w:val="0"/>
+        <w:jc w:val="start"/>
+        <w:rPr>
+          <w:b/>
+          <w:bCs/>
+        </w:rPr>
+      </w:pPr>
+      <w:r>
+        <w:rPr>
+          <w:b/>
+          <w:bCs/>
+        </w:rPr>
+      </w:r>
+    </w:p>
+    <w:p>
+      <w:pPr>
+        <w:pStyle w:val="Normal"/>
+        <w:bidi w:val="0"/>
+        <w:jc w:val="start"/>
+        <w:rPr>
+          <w:rFonts w:ascii="Arial" w:hAnsi="Arial" w:eastAsia="WenQuanYi Micro Hei" w:cs="FreeSans"/>
+          <w:b w:val="false"/>
+          <w:bCs w:val="false"/>
+          <w:i w:val="false"/>
+          <w:i w:val="false"/>
+          <w:caps w:val="false"/>
+          <w:smallCaps w:val="false"/>
+          <w:strike w:val="false"/>
+          <w:dstrike w:val="false"/>
+          <w:color w:val="133B5C"/>
+          <w:kern w:val="2"/>
+          <w:sz w:val="20"/>
+          <w:szCs w:val="36"/>
+          <w:u w:val="none"/>
+          <w:effect w:val="none"/>
+          <w:shd w:fill="auto" w:val="clear"/>
+          <w:lang w:val="en-US" w:eastAsia="zh-CN" w:bidi="hi-IN"/>
+        </w:rPr>
+      </w:pPr>
+      <w:r>
+        <w:rPr>
+          <w:rFonts w:eastAsia="WenQuanYi Micro Hei" w:cs="FreeSans" w:ascii="Arial" w:hAnsi="Arial"/>
+          <w:b w:val="false"/>
+          <w:bCs w:val="false"/>
+          <w:i w:val="false"/>
+          <w:caps w:val="false"/>
+          <w:smallCaps w:val="false"/>
+          <w:strike w:val="false"/>
+          <w:dstrike w:val="false"/>
+          <w:color w:val="133B5C"/>
+          <w:kern w:val="2"/>
+          <w:sz w:val="20"/>
+          <w:szCs w:val="36"/>
+          <w:u w:val="none"/>
+          <w:effect w:val="none"/>
+          <w:shd w:fill="auto" w:val="clear"/>
+          <w:lang w:val="en-US" w:eastAsia="zh-CN" w:bidi="hi-IN"/>
+        </w:rPr>
+      </w:r>
+    </w:p>
+    <w:p>
+      <w:pPr>
+        <w:pStyle w:val="Normal"/>
+        <w:bidi w:val="0"/>
+        <w:jc w:val="start"/>
+        <w:rPr>
+          <w:sz w:val="20"/>
+          <w:szCs w:val="20"/>
+        </w:rPr>
+      </w:pPr>
+      <w:r>
+        <w:rPr>
+          <w:rFonts w:ascii="Arial;sans-serif" w:hAnsi="Arial;sans-serif"/>
+          <w:b/>
+          <w:i w:val="false"/>
+          <w:caps w:val="false"/>
+          <w:smallCaps w:val="false"/>
+          <w:strike w:val="false"/>
+          <w:dstrike w:val="false"/>
+          <w:color w:val="133B5C"/>
+          <w:sz w:val="20"/>
+          <w:szCs w:val="20"/>
+          <w:u w:val="none"/>
+          <w:effect w:val="none"/>
+          <w:shd w:fill="auto" w:val="clear"/>
+        </w:rPr>
+        <w:t>Νομική Υπαγωγή</w:t>
+        <w:br/>
+      </w:r>
+      <w:r>
+        <w:rPr>
+          <w:rFonts w:eastAsia="WenQuanYi Micro Hei" w:cs="FreeSans" w:ascii="Arial;sans-serif" w:hAnsi="Arial;sans-serif"/>
+          <w:b w:val="false"/>
+          <w:bCs w:val="false"/>
+          <w:i w:val="false"/>
+          <w:caps w:val="false"/>
+          <w:smallCaps w:val="false"/>
+          <w:strike w:val="false"/>
+          <w:dstrike w:val="false"/>
+          <w:color w:val="133B5C"/>
+          <w:kern w:val="2"/>
+          <w:sz w:val="20"/>
+          <w:szCs w:val="20"/>
+          <w:u w:val="none"/>
+          <w:effect w:val="none"/>
+          <w:shd w:fill="auto" w:val="clear"/>
+          <w:lang w:val="en-US" w:eastAsia="zh-CN" w:bidi="hi-IN"/>
+        </w:rPr>
+        <w:t>{{legal_substantiation}}</w:t>
+      </w:r>
+    </w:p>
+    <w:p>
+      <w:pPr>
+        <w:pStyle w:val="Normal"/>
+        <w:bidi w:val="0"/>
+        <w:jc w:val="start"/>
+        <w:rPr>
+          <w:sz w:val="20"/>
+          <w:szCs w:val="20"/>
+        </w:rPr>
+      </w:pPr>
+      <w:r>
+        <w:rPr>
+          <w:sz w:val="20"/>
+          <w:szCs w:val="20"/>
+        </w:rPr>
+      </w:r>
+    </w:p>
+    <w:p>
+      <w:pPr>
+        <w:pStyle w:val="Normal"/>
+        <w:bidi w:val="0"/>
+        <w:jc w:val="start"/>
+        <w:rPr>
+          <w:rFonts w:ascii="Arial;sans-serif" w:hAnsi="Arial;sans-serif" w:eastAsia="WenQuanYi Micro Hei" w:cs="FreeSans"/>
+          <w:b w:val="false"/>
+          <w:bCs w:val="false"/>
+          <w:i w:val="false"/>
+          <w:i w:val="false"/>
+          <w:caps w:val="false"/>
+          <w:smallCaps w:val="false"/>
+          <w:strike w:val="false"/>
+          <w:dstrike w:val="false"/>
+          <w:color w:val="133B5C"/>
+          <w:kern w:val="2"/>
+          <w:sz w:val="20"/>
+          <w:szCs w:val="20"/>
+          <w:u w:val="none"/>
+          <w:effect w:val="none"/>
+          <w:shd w:fill="auto" w:val="clear"/>
+          <w:lang w:val="en-US" w:eastAsia="zh-CN" w:bidi="hi-IN"/>
+        </w:rPr>
+      </w:pPr>
+      <w:r>
+        <w:rPr>
+          <w:rFonts w:eastAsia="WenQuanYi Micro Hei" w:cs="FreeSans" w:ascii="Arial;sans-serif" w:hAnsi="Arial;sans-serif"/>
+          <w:b w:val="false"/>
+          <w:bCs w:val="false"/>
+          <w:i w:val="false"/>
+          <w:caps w:val="false"/>
+          <w:smallCaps w:val="false"/>
+          <w:strike w:val="false"/>
+          <w:dstrike w:val="false"/>
+          <w:color w:val="133B5C"/>
+          <w:kern w:val="2"/>
+          <w:sz w:val="20"/>
+          <w:szCs w:val="20"/>
+          <w:u w:val="none"/>
+          <w:effect w:val="none"/>
+          <w:shd w:fill="auto" w:val="clear"/>
+          <w:lang w:val="en-US" w:eastAsia="zh-CN" w:bidi="hi-IN"/>
+        </w:rPr>
+      </w:r>
+    </w:p>
+    <w:p>
+      <w:pPr>
+        <w:pStyle w:val="Normal"/>
+        <w:bidi w:val="0"/>
+        <w:jc w:val="start"/>
+        <w:rPr>
+          <w:rFonts w:ascii="Arial;sans-serif" w:hAnsi="Arial;sans-serif" w:eastAsia="WenQuanYi Micro Hei" w:cs="FreeSans"/>
+          <w:b w:val="false"/>
+          <w:bCs w:val="false"/>
+          <w:i w:val="false"/>
+          <w:i w:val="false"/>
+          <w:caps w:val="false"/>
+          <w:smallCaps w:val="false"/>
+          <w:strike w:val="false"/>
+          <w:dstrike w:val="false"/>
+          <w:color w:val="133B5C"/>
+          <w:kern w:val="2"/>
+          <w:sz w:val="20"/>
+          <w:szCs w:val="20"/>
+          <w:u w:val="none"/>
+          <w:effect w:val="none"/>
+          <w:shd w:fill="auto" w:val="clear"/>
+          <w:lang w:val="en-US" w:eastAsia="zh-CN" w:bidi="hi-IN"/>
+        </w:rPr>
+      </w:pPr>
+      <w:r>
+        <w:rPr>
+          <w:rFonts w:eastAsia="WenQuanYi Micro Hei" w:cs="FreeSans" w:ascii="Arial;sans-serif" w:hAnsi="Arial;sans-serif"/>
+          <w:b w:val="false"/>
+          <w:bCs w:val="false"/>
+          <w:i w:val="false"/>
+          <w:caps w:val="false"/>
+          <w:smallCaps w:val="false"/>
+          <w:strike w:val="false"/>
+          <w:dstrike w:val="false"/>
+          <w:color w:val="133B5C"/>
+          <w:kern w:val="2"/>
+          <w:sz w:val="20"/>
+          <w:szCs w:val="20"/>
+          <w:u w:val="none"/>
+          <w:effect w:val="none"/>
+          <w:shd w:fill="auto" w:val="clear"/>
+          <w:lang w:val="en-US" w:eastAsia="zh-CN" w:bidi="hi-IN"/>
+        </w:rPr>
+      </w:r>
+    </w:p>
+    <w:p>
+      <w:pPr>
+        <w:pStyle w:val="Normal"/>
+        <w:bidi w:val="0"/>
+        <w:jc w:val="start"/>
+        <w:rPr>
+          <w:rFonts w:ascii="Arial;sans-serif" w:hAnsi="Arial;sans-serif" w:eastAsia="WenQuanYi Micro Hei" w:cs="FreeSans"/>
+          <w:b w:val="false"/>
+          <w:bCs w:val="false"/>
+          <w:i w:val="false"/>
+          <w:i w:val="false"/>
+          <w:caps w:val="false"/>
+          <w:smallCaps w:val="false"/>
+          <w:strike w:val="false"/>
+          <w:dstrike w:val="false"/>
+          <w:color w:val="133B5C"/>
+          <w:kern w:val="2"/>
+          <w:sz w:val="20"/>
+          <w:szCs w:val="20"/>
+          <w:u w:val="none"/>
+          <w:effect w:val="none"/>
+          <w:shd w:fill="auto" w:val="clear"/>
+          <w:lang w:val="en-US" w:eastAsia="zh-CN" w:bidi="hi-IN"/>
+        </w:rPr>
+      </w:pPr>
+      <w:r>
+        <w:rPr>
+          <w:rFonts w:eastAsia="WenQuanYi Micro Hei" w:cs="FreeSans" w:ascii="Arial;sans-serif" w:hAnsi="Arial;sans-serif"/>
+          <w:b w:val="false"/>
+          <w:bCs w:val="false"/>
+          <w:i w:val="false"/>
+          <w:caps w:val="false"/>
+          <w:smallCaps w:val="false"/>
+          <w:strike w:val="false"/>
+          <w:dstrike w:val="false"/>
+          <w:color w:val="133B5C"/>
+          <w:kern w:val="2"/>
+          <w:sz w:val="20"/>
+          <w:szCs w:val="20"/>
+          <w:u w:val="none"/>
+          <w:effect w:val="none"/>
+          <w:shd w:fill="auto" w:val="clear"/>
+          <w:lang w:val="en-US" w:eastAsia="zh-CN" w:bidi="hi-IN"/>
+        </w:rPr>
+      </w:r>
+    </w:p>
+    <w:p>
+      <w:pPr>
+        <w:pStyle w:val="Normal"/>
+        <w:bidi w:val="0"/>
+        <w:jc w:val="start"/>
+        <w:rPr>
+          <w:rFonts w:ascii="Arial;sans-serif" w:hAnsi="Arial;sans-serif" w:eastAsia="WenQuanYi Micro Hei" w:cs="FreeSans"/>
+          <w:b w:val="false"/>
+          <w:bCs w:val="false"/>
+          <w:i w:val="false"/>
+          <w:i w:val="false"/>
+          <w:caps w:val="false"/>
+          <w:smallCaps w:val="false"/>
+          <w:strike w:val="false"/>
+          <w:dstrike w:val="false"/>
+          <w:color w:val="133B5C"/>
+          <w:kern w:val="2"/>
+          <w:sz w:val="20"/>
+          <w:szCs w:val="20"/>
+          <w:u w:val="none"/>
+          <w:effect w:val="none"/>
+          <w:shd w:fill="auto" w:val="clear"/>
+          <w:lang w:val="en-US" w:eastAsia="zh-CN" w:bidi="hi-IN"/>
+        </w:rPr>
+      </w:pPr>
+      <w:r>
+        <w:rPr>
+          <w:rFonts w:eastAsia="WenQuanYi Micro Hei" w:cs="FreeSans" w:ascii="Arial;sans-serif" w:hAnsi="Arial;sans-serif"/>
+          <w:b w:val="false"/>
+          <w:bCs w:val="false"/>
+          <w:i w:val="false"/>
+          <w:caps w:val="false"/>
+          <w:smallCaps w:val="false"/>
+          <w:strike w:val="false"/>
+          <w:dstrike w:val="false"/>
+          <w:color w:val="133B5C"/>
+          <w:kern w:val="2"/>
+          <w:sz w:val="20"/>
+          <w:szCs w:val="20"/>
+          <w:u w:val="none"/>
+          <w:effect w:val="none"/>
+          <w:shd w:fill="auto" w:val="clear"/>
+          <w:lang w:val="en-US" w:eastAsia="zh-CN" w:bidi="hi-IN"/>
+        </w:rPr>
       </w:r>
     </w:p>
     <w:p>
@@ -493,128 +789,81 @@
         <w:bidi w:val="0"/>
         <w:jc w:val="center"/>
         <w:rPr>
-          <w:b/>
-          <w:bCs/>
-        </w:rPr>
-      </w:pPr>
-      <w:r>
-        <w:rPr>
-          <w:b/>
-          <w:bCs/>
-        </w:rPr>
-      </w:r>
-    </w:p>
-    <w:p>
-      <w:pPr>
-        <w:pStyle w:val="Normal"/>
-        <w:bidi w:val="0"/>
-        <w:jc w:val="start"/>
-        <w:rPr/>
-      </w:pPr>
-      <w:r>
-        <w:rPr/>
-        <w:t>{{ calling_gender }} {{ calling_surname }} {{ calling_name }} του {{ calling_fathers_name }}{% if calling_address %} κάτοικο {{calling_address}}{% endif %}{% if calling_tax_id %} με ΑΦΜ {{ calling_tax_id }}{% endif %}</w:t>
-      </w:r>
-    </w:p>
-    <w:p>
-      <w:pPr>
-        <w:pStyle w:val="Normal"/>
-        <w:bidi w:val="0"/>
-        <w:jc w:val="start"/>
-        <w:rPr/>
-      </w:pPr>
-      <w:r>
-        <w:rPr/>
-      </w:r>
-    </w:p>
-    <w:p>
-      <w:pPr>
-        <w:pStyle w:val="Normal"/>
-        <w:bidi w:val="0"/>
-        <w:jc w:val="start"/>
-        <w:rPr/>
-      </w:pPr>
-      <w:r>
-        <w:rPr/>
-      </w:r>
-    </w:p>
-    <w:p>
-      <w:pPr>
-        <w:pStyle w:val="Normal"/>
-        <w:bidi w:val="0"/>
-        <w:jc w:val="start"/>
-        <w:rPr>
+          <w:rFonts w:ascii="Arial;sans-serif" w:hAnsi="Arial;sans-serif" w:eastAsia="WenQuanYi Micro Hei" w:cs="FreeSans"/>
+          <w:b/>
+          <w:bCs/>
+          <w:i w:val="false"/>
+          <w:i w:val="false"/>
+          <w:caps w:val="false"/>
+          <w:smallCaps w:val="false"/>
+          <w:strike w:val="false"/>
+          <w:dstrike w:val="false"/>
+          <w:color w:val="133B5C"/>
+          <w:kern w:val="2"/>
           <w:sz w:val="24"/>
           <w:szCs w:val="24"/>
+          <w:u w:val="none"/>
+          <w:effect w:val="none"/>
+          <w:shd w:fill="auto" w:val="clear"/>
+          <w:lang w:val="en-US" w:eastAsia="zh-CN" w:bidi="hi-IN"/>
+        </w:rPr>
+      </w:pPr>
+      <w:r>
+        <w:rPr>
+          <w:rFonts w:eastAsia="WenQuanYi Micro Hei" w:cs="FreeSans" w:ascii="Arial;sans-serif" w:hAnsi="Arial;sans-serif"/>
+          <w:b/>
+          <w:bCs/>
+          <w:i w:val="false"/>
+          <w:caps w:val="false"/>
+          <w:smallCaps w:val="false"/>
+          <w:strike w:val="false"/>
+          <w:dstrike w:val="false"/>
+          <w:color w:val="133B5C"/>
+          <w:kern w:val="2"/>
+          <w:sz w:val="24"/>
+          <w:szCs w:val="24"/>
+          <w:u w:val="none"/>
+          <w:effect w:val="none"/>
+          <w:shd w:fill="auto" w:val="clear"/>
+          <w:lang w:val="en-US" w:eastAsia="zh-CN" w:bidi="hi-IN"/>
+        </w:rPr>
+      </w:r>
+    </w:p>
+    <w:p>
+      <w:pPr>
+        <w:pStyle w:val="Normal"/>
+        <w:bidi w:val="0"/>
+        <w:jc w:val="start"/>
+        <w:rPr>
+          <w:b/>
+          <w:bCs/>
+        </w:rPr>
+      </w:pPr>
+      <w:r>
+        <w:rPr>
+          <w:b/>
+          <w:bCs/>
+        </w:rPr>
+      </w:r>
+    </w:p>
+    <w:p>
+      <w:pPr>
+        <w:pStyle w:val="Normal"/>
+        <w:bidi w:val="0"/>
+        <w:jc w:val="end"/>
+        <w:rPr>
+          <w:color w:val="133B5C"/>
         </w:rPr>
       </w:pPr>
       <w:r>
         <w:rPr>
           <w:i/>
           <w:iCs/>
-          <w:color w:val="000000"/>
+          <w:color w:val="133B5C"/>
           <w:sz w:val="24"/>
           <w:szCs w:val="24"/>
         </w:rPr>
-        <w:t>Ημερομηνία</w:t>
-      </w:r>
-      <w:r>
-        <w:rPr>
-          <w:i/>
-          <w:iCs/>
-          <w:sz w:val="24"/>
-          <w:szCs w:val="24"/>
-        </w:rPr>
-        <w:t>:  {{ date }}</w:t>
-      </w:r>
-    </w:p>
-    <w:p>
-      <w:pPr>
-        <w:pStyle w:val="Normal"/>
-        <w:bidi w:val="0"/>
-        <w:jc w:val="start"/>
-        <w:rPr>
-          <w:i/>
-          <w:i/>
-          <w:iCs/>
-          <w:sz w:val="32"/>
-          <w:szCs w:val="32"/>
-        </w:rPr>
-      </w:pPr>
-      <w:r>
-        <w:rPr>
-          <w:i/>
-          <w:iCs/>
-          <w:sz w:val="32"/>
-          <w:szCs w:val="32"/>
-        </w:rPr>
-      </w:r>
-      <w:r>
-        <w:br w:type="page"/>
-      </w:r>
-    </w:p>
-    <w:p>
-      <w:pPr>
-        <w:pStyle w:val="Normal"/>
-        <w:bidi w:val="0"/>
-        <w:spacing w:before="0" w:after="0"/>
-        <w:jc w:val="start"/>
-        <w:rPr>
-          <w:i/>
-          <w:i/>
-          <w:iCs/>
-          <w:sz w:val="32"/>
-          <w:szCs w:val="32"/>
-        </w:rPr>
-      </w:pPr>
-      <w:r>
-        <w:rPr>
-          <w:i/>
-          <w:iCs/>
-          <w:sz w:val="32"/>
-          <w:szCs w:val="32"/>
-        </w:rPr>
-        <w:t>{{ articles }}</w:t>
+        <w:t>Ημερομηνία:  {{date}}</w:t>
       </w:r>
     </w:p>
     <w:sectPr>

--- a/templates_files/ypagogi.docx
+++ b/templates_files/ypagogi.docx
@@ -735,6 +735,27 @@
           <w:shd w:fill="auto" w:val="clear"/>
           <w:lang w:val="en-US" w:eastAsia="zh-CN" w:bidi="hi-IN"/>
         </w:rPr>
+        <w:t>{{</w:t>
+      </w:r>
+      <w:r>
+        <w:rPr>
+          <w:rFonts w:ascii="Droid Sans Mono;monospace" w:hAnsi="Droid Sans Mono;monospace"/>
+          <w:b w:val="false"/>
+          <w:color w:val="A5D6FF"/>
+          <w:sz w:val="21"/>
+          <w:shd w:fill="121314" w:val="clear"/>
+        </w:rPr>
+        <w:t>legal_base</w:t>
+      </w:r>
+      <w:r>
+        <w:rPr>
+          <w:rFonts w:ascii="Droid Sans Mono;monospace" w:hAnsi="Droid Sans Mono;monospace"/>
+          <w:b w:val="false"/>
+          <w:color w:val="A5D6FF"/>
+          <w:sz w:val="21"/>
+          <w:shd w:fill="121314" w:val="clear"/>
+        </w:rPr>
+        <w:t>}}</w:t>
       </w:r>
     </w:p>
     <w:p>

--- a/templates_files/ypagogi.docx
+++ b/templates_files/ypagogi.docx
@@ -7,72 +7,6 @@
         <w:pStyle w:val="Normal"/>
         <w:bidi w:val="0"/>
         <w:jc w:val="start"/>
-        <w:rPr/>
-      </w:pPr>
-      <w:r>
-        <w:rPr/>
-      </w:r>
-    </w:p>
-    <w:p>
-      <w:pPr>
-        <w:pStyle w:val="Normal"/>
-        <w:bidi w:val="0"/>
-        <w:jc w:val="start"/>
-        <w:rPr/>
-      </w:pPr>
-      <w:r>
-        <w:rPr/>
-      </w:r>
-    </w:p>
-    <w:p>
-      <w:pPr>
-        <w:pStyle w:val="Normal"/>
-        <w:bidi w:val="0"/>
-        <w:jc w:val="start"/>
-        <w:rPr/>
-      </w:pPr>
-      <w:r>
-        <w:rPr/>
-      </w:r>
-    </w:p>
-    <w:p>
-      <w:pPr>
-        <w:pStyle w:val="Normal"/>
-        <w:bidi w:val="0"/>
-        <w:jc w:val="start"/>
-        <w:rPr/>
-      </w:pPr>
-      <w:r>
-        <w:rPr/>
-      </w:r>
-    </w:p>
-    <w:p>
-      <w:pPr>
-        <w:pStyle w:val="Normal"/>
-        <w:bidi w:val="0"/>
-        <w:jc w:val="start"/>
-        <w:rPr/>
-      </w:pPr>
-      <w:r>
-        <w:rPr/>
-      </w:r>
-    </w:p>
-    <w:p>
-      <w:pPr>
-        <w:pStyle w:val="Normal"/>
-        <w:bidi w:val="0"/>
-        <w:jc w:val="start"/>
-        <w:rPr/>
-      </w:pPr>
-      <w:r>
-        <w:rPr/>
-      </w:r>
-    </w:p>
-    <w:p>
-      <w:pPr>
-        <w:pStyle w:val="Normal"/>
-        <w:bidi w:val="0"/>
-        <w:jc w:val="center"/>
         <w:rPr/>
       </w:pPr>
       <w:r>
@@ -86,7 +20,7 @@
             <wp:positionV relativeFrom="paragraph">
               <wp:posOffset>635</wp:posOffset>
             </wp:positionV>
-            <wp:extent cx="4585335" cy="2600960"/>
+            <wp:extent cx="3522345" cy="2600960"/>
             <wp:effectExtent l="0" t="0" r="0" b="0"/>
             <wp:wrapSquare wrapText="largest"/>
             <wp:docPr id="1" name="Image1" descr="" title=""/>
@@ -111,7 +45,7 @@
                   <pic:spPr bwMode="auto">
                     <a:xfrm>
                       <a:off x="0" y="0"/>
-                      <a:ext cx="4585335" cy="2600960"/>
+                      <a:ext cx="3522345" cy="2600960"/>
                     </a:xfrm>
                     <a:prstGeom prst="rect">
                       <a:avLst/>
@@ -305,17 +239,6 @@
       <w:pPr>
         <w:pStyle w:val="Normal"/>
         <w:bidi w:val="0"/>
-        <w:jc w:val="end"/>
-        <w:rPr/>
-      </w:pPr>
-      <w:r>
-        <w:rPr/>
-      </w:r>
-    </w:p>
-    <w:p>
-      <w:pPr>
-        <w:pStyle w:val="Normal"/>
-        <w:bidi w:val="0"/>
         <w:jc w:val="center"/>
         <w:rPr>
           <w:color w:val="133B5C"/>
@@ -745,17 +668,7 @@
           <w:sz w:val="21"/>
           <w:shd w:fill="121314" w:val="clear"/>
         </w:rPr>
-        <w:t>legal_base</w:t>
-      </w:r>
-      <w:r>
-        <w:rPr>
-          <w:rFonts w:ascii="Droid Sans Mono;monospace" w:hAnsi="Droid Sans Mono;monospace"/>
-          <w:b w:val="false"/>
-          <w:color w:val="A5D6FF"/>
-          <w:sz w:val="21"/>
-          <w:shd w:fill="121314" w:val="clear"/>
-        </w:rPr>
-        <w:t>}}</w:t>
+        <w:t>legal_base}}</w:t>
       </w:r>
     </w:p>
     <w:p>
